--- a/reports/MLOps_Assignment_1_Report.docx
+++ b/reports/MLOps_Assignment_1_Report.docx
@@ -757,7 +757,7 @@
       <w:r>
         <w:drawing>
           <wp:inline xmlns:a="http://schemas.openxmlformats.org/drawingml/2006/main" xmlns:pic="http://schemas.openxmlformats.org/drawingml/2006/picture">
-            <wp:extent cx="5760720" cy="2504860"/>
+            <wp:extent cx="5760720" cy="2200484"/>
             <wp:docPr id="9" name="Picture 9"/>
             <wp:cNvGraphicFramePr>
               <a:graphicFrameLocks noChangeAspect="1"/>
@@ -778,7 +778,7 @@
                   <pic:spPr>
                     <a:xfrm>
                       <a:off x="0" y="0"/>
-                      <a:ext cx="5760720" cy="2504860"/>
+                      <a:ext cx="5760720" cy="2200484"/>
                     </a:xfrm>
                     <a:prstGeom prst="rect"/>
                   </pic:spPr>

--- a/reports/MLOps_Assignment_1_Report.docx
+++ b/reports/MLOps_Assignment_1_Report.docx
@@ -16,6 +16,8 @@
         <w:jc w:val="center"/>
       </w:pPr>
       <w:r>
+        <w:t>Student ID: 2025AE05407 | GitHub Repository: https://github.com/anandhasabesan89/2025AE05407_MLOps_AIMLZG523_Assigment1</w:t>
+        <w:br/>
         <w:t>End-to-End Cardiovascular Risk Classification, MLflow Tracking, CI/CD, Docker Containerization, Kubernetes Orchestration &amp; Prometheus Monitoring</w:t>
       </w:r>
     </w:p>

--- a/reports/MLOps_Assignment_1_Report.docx
+++ b/reports/MLOps_Assignment_1_Report.docx
@@ -16,9 +16,11 @@
         <w:jc w:val="center"/>
       </w:pPr>
       <w:r>
-        <w:t>Student ID: 2025AE05407 | GitHub Repository: https://github.com/anandhasabesan89/2025AE05407_MLOps_AIMLZG523_Assigment1</w:t>
+        <w:t>BITS Pilani — Work Integrated Learning Programmes (WILP) | Student ID: 2025AE05407</w:t>
         <w:br/>
-        <w:t>End-to-End Cardiovascular Risk Classification, MLflow Tracking, CI/CD, Docker Containerization, Kubernetes Orchestration &amp; Prometheus Monitoring</w:t>
+        <w:t>GitHub Repository: https://github.com/anandhasabesan89/2025AE05407_MLOps_AIMLZG523_Assigment1</w:t>
+        <w:br/>
+        <w:t>End-to-End Cardiovascular Risk Classification, MLflow Experiment Tracking, CI/CD Automation, Docker Containerization, Kubernetes Orchestration &amp; Prometheus Monitoring</w:t>
       </w:r>
     </w:p>
     <w:p>
@@ -34,7 +36,7 @@
     </w:p>
     <w:p>
       <w:r>
-        <w:t>This report documents the end-to-end architecture and implementation of the Cardio-Risk MLOps solution built on the UCI Heart Disease Cleveland dataset (303 patients, 14 clinical attributes). The pipeline integrates automated data ingestion, deterministic '?' missing value imputation, four custom cardiovascular interaction features, 5-fold Stratified Cross-Validation across three model families, MLflow experiment tracking, GitHub Actions CI/CD, FastAPI Docker serving, Kubernetes orchestration on Minikube, and Prometheus + Grafana observability.</w:t>
+        <w:t>This report presents the complete engineering design, implementation, validation, and production deployment of the Cardio-Risk MLOps Pipeline built for the UCI Heart Disease dataset (303 clinical records, 14 attributes). To eliminate training-serving skew and satisfy production-readiness requirements, the architecture unifies automated data ingestion, deterministic missing-value imputation, domain-specific cardiovascular feature engineering, 5-fold Stratified Cross-Validation across three model families, MLflow experiment tracking, GitHub Actions CI/CD, FastAPI Docker containerization, Kubernetes orchestration (Minikube &amp; Helm), and Prometheus + Grafana observability.</w:t>
       </w:r>
     </w:p>
     <w:p>
@@ -44,7 +46,7 @@
       <w:r>
         <w:drawing>
           <wp:inline xmlns:a="http://schemas.openxmlformats.org/drawingml/2006/main" xmlns:pic="http://schemas.openxmlformats.org/drawingml/2006/picture">
-            <wp:extent cx="5852160" cy="2956454"/>
+            <wp:extent cx="5760720" cy="2910260"/>
             <wp:docPr id="1" name="Picture 1"/>
             <wp:cNvGraphicFramePr>
               <a:graphicFrameLocks noChangeAspect="1"/>
@@ -65,7 +67,875 @@
                   <pic:spPr>
                     <a:xfrm>
                       <a:off x="0" y="0"/>
-                      <a:ext cx="5852160" cy="2956454"/>
+                      <a:ext cx="5760720" cy="2910260"/>
+                    </a:xfrm>
+                    <a:prstGeom prst="rect"/>
+                  </pic:spPr>
+                </pic:pic>
+              </a:graphicData>
+            </a:graphic>
+          </wp:inline>
+        </w:drawing>
+      </w:r>
+    </w:p>
+    <w:p>
+      <w:pPr>
+        <w:pStyle w:val="Heading2"/>
+      </w:pPr>
+      <w:r>
+        <w:rPr>
+          <w:color w:val="1B365D"/>
+        </w:rPr>
+        <w:t>1.1 Mapping of Implementation to Assignment Tasks</w:t>
+      </w:r>
+    </w:p>
+    <w:tbl>
+      <w:tblPr>
+        <w:tblStyle w:val="TableGrid"/>
+        <w:tblW w:type="auto" w:w="0"/>
+        <w:jc w:val="center"/>
+        <w:tblLook w:firstColumn="1" w:firstRow="1" w:lastColumn="0" w:lastRow="0" w:noHBand="0" w:noVBand="1" w:val="04A0"/>
+      </w:tblPr>
+      <w:tblGrid>
+        <w:gridCol w:w="3504"/>
+        <w:gridCol w:w="3504"/>
+        <w:gridCol w:w="3504"/>
+      </w:tblGrid>
+      <w:tr>
+        <w:tc>
+          <w:tcPr>
+            <w:tcW w:type="dxa" w:w="3504"/>
+          </w:tcPr>
+          <w:p>
+            <w:r/>
+            <w:r>
+              <w:rPr>
+                <w:b/>
+                <w:color w:val="1B365D"/>
+                <w:sz w:val="19"/>
+              </w:rPr>
+              <w:t>Task</w:t>
+            </w:r>
+          </w:p>
+        </w:tc>
+        <w:tc>
+          <w:tcPr>
+            <w:tcW w:type="dxa" w:w="3504"/>
+          </w:tcPr>
+          <w:p>
+            <w:r/>
+            <w:r>
+              <w:rPr>
+                <w:b/>
+                <w:color w:val="1B365D"/>
+                <w:sz w:val="19"/>
+              </w:rPr>
+              <w:t>Module / Artifact Path</w:t>
+            </w:r>
+          </w:p>
+        </w:tc>
+        <w:tc>
+          <w:tcPr>
+            <w:tcW w:type="dxa" w:w="3504"/>
+          </w:tcPr>
+          <w:p>
+            <w:r/>
+            <w:r>
+              <w:rPr>
+                <w:b/>
+                <w:color w:val="1B365D"/>
+                <w:sz w:val="19"/>
+              </w:rPr>
+              <w:t>Key Engineering Highlights</w:t>
+            </w:r>
+          </w:p>
+        </w:tc>
+      </w:tr>
+      <w:tr>
+        <w:tc>
+          <w:tcPr>
+            <w:tcW w:type="dxa" w:w="3504"/>
+          </w:tcPr>
+          <w:p>
+            <w:r/>
+            <w:r>
+              <w:rPr>
+                <w:sz w:val="18"/>
+              </w:rPr>
+              <w:t>1. Data &amp; EDA (5m)</w:t>
+            </w:r>
+          </w:p>
+        </w:tc>
+        <w:tc>
+          <w:tcPr>
+            <w:tcW w:type="dxa" w:w="3504"/>
+          </w:tcPr>
+          <w:p>
+            <w:r/>
+            <w:r>
+              <w:rPr>
+                <w:sz w:val="18"/>
+              </w:rPr>
+              <w:t>src/data/download_data.py, preprocess.py</w:t>
+            </w:r>
+          </w:p>
+        </w:tc>
+        <w:tc>
+          <w:tcPr>
+            <w:tcW w:type="dxa" w:w="3504"/>
+          </w:tcPr>
+          <w:p>
+            <w:r/>
+            <w:r>
+              <w:rPr>
+                <w:sz w:val="18"/>
+              </w:rPr>
+              <w:t>SHA-256 verification, '?' imputation, 5 multi-panel clinical plots</w:t>
+            </w:r>
+          </w:p>
+        </w:tc>
+      </w:tr>
+      <w:tr>
+        <w:tc>
+          <w:tcPr>
+            <w:tcW w:type="dxa" w:w="3504"/>
+          </w:tcPr>
+          <w:p>
+            <w:r/>
+            <w:r>
+              <w:rPr>
+                <w:sz w:val="18"/>
+              </w:rPr>
+              <w:t>2. Feature &amp; Models (8m)</w:t>
+            </w:r>
+          </w:p>
+        </w:tc>
+        <w:tc>
+          <w:tcPr>
+            <w:tcW w:type="dxa" w:w="3504"/>
+          </w:tcPr>
+          <w:p>
+            <w:r/>
+            <w:r>
+              <w:rPr>
+                <w:sz w:val="18"/>
+              </w:rPr>
+              <w:t>src/features/build_features.py, train.py</w:t>
+            </w:r>
+          </w:p>
+        </w:tc>
+        <w:tc>
+          <w:tcPr>
+            <w:tcW w:type="dxa" w:w="3504"/>
+          </w:tcPr>
+          <w:p>
+            <w:r/>
+            <w:r>
+              <w:rPr>
+                <w:sz w:val="18"/>
+              </w:rPr>
+              <w:t>4 clinical ratios, ColumnTransformer, 5-fold Stratified CV (LR, RF, GB)</w:t>
+            </w:r>
+          </w:p>
+        </w:tc>
+      </w:tr>
+      <w:tr>
+        <w:tc>
+          <w:tcPr>
+            <w:tcW w:type="dxa" w:w="3504"/>
+          </w:tcPr>
+          <w:p>
+            <w:r/>
+            <w:r>
+              <w:rPr>
+                <w:sz w:val="18"/>
+              </w:rPr>
+              <w:t>3. MLflow Tracking (5m)</w:t>
+            </w:r>
+          </w:p>
+        </w:tc>
+        <w:tc>
+          <w:tcPr>
+            <w:tcW w:type="dxa" w:w="3504"/>
+          </w:tcPr>
+          <w:p>
+            <w:r/>
+            <w:r>
+              <w:rPr>
+                <w:sz w:val="18"/>
+              </w:rPr>
+              <w:t>mlruns/, models/model_metadata.json</w:t>
+            </w:r>
+          </w:p>
+        </w:tc>
+        <w:tc>
+          <w:tcPr>
+            <w:tcW w:type="dxa" w:w="3504"/>
+          </w:tcPr>
+          <w:p>
+            <w:r/>
+            <w:r>
+              <w:rPr>
+                <w:sz w:val="18"/>
+              </w:rPr>
+              <w:t>Params, CV/test metrics, ROC/PR/CM plots, cloudpickle model logging</w:t>
+            </w:r>
+          </w:p>
+        </w:tc>
+      </w:tr>
+      <w:tr>
+        <w:tc>
+          <w:tcPr>
+            <w:tcW w:type="dxa" w:w="3504"/>
+          </w:tcPr>
+          <w:p>
+            <w:r/>
+            <w:r>
+              <w:rPr>
+                <w:sz w:val="18"/>
+              </w:rPr>
+              <w:t>4. Packaging (7m)</w:t>
+            </w:r>
+          </w:p>
+        </w:tc>
+        <w:tc>
+          <w:tcPr>
+            <w:tcW w:type="dxa" w:w="3504"/>
+          </w:tcPr>
+          <w:p>
+            <w:r/>
+            <w:r>
+              <w:rPr>
+                <w:sz w:val="18"/>
+              </w:rPr>
+              <w:t>models/heart_disease_pipeline.joblib</w:t>
+            </w:r>
+          </w:p>
+        </w:tc>
+        <w:tc>
+          <w:tcPr>
+            <w:tcW w:type="dxa" w:w="3504"/>
+          </w:tcPr>
+          <w:p>
+            <w:r/>
+            <w:r>
+              <w:rPr>
+                <w:sz w:val="18"/>
+              </w:rPr>
+              <w:t>Zero-leakage unified sklearn Pipeline + requirements.txt &amp; Conda spec</w:t>
+            </w:r>
+          </w:p>
+        </w:tc>
+      </w:tr>
+      <w:tr>
+        <w:tc>
+          <w:tcPr>
+            <w:tcW w:type="dxa" w:w="3504"/>
+          </w:tcPr>
+          <w:p>
+            <w:r/>
+            <w:r>
+              <w:rPr>
+                <w:sz w:val="18"/>
+              </w:rPr>
+              <w:t>5. CI/CD &amp; Tests (8m)</w:t>
+            </w:r>
+          </w:p>
+        </w:tc>
+        <w:tc>
+          <w:tcPr>
+            <w:tcW w:type="dxa" w:w="3504"/>
+          </w:tcPr>
+          <w:p>
+            <w:r/>
+            <w:r>
+              <w:rPr>
+                <w:sz w:val="18"/>
+              </w:rPr>
+              <w:t>tests/, .github/workflows/mlops_pipeline.yml</w:t>
+            </w:r>
+          </w:p>
+        </w:tc>
+        <w:tc>
+          <w:tcPr>
+            <w:tcW w:type="dxa" w:w="3504"/>
+          </w:tcPr>
+          <w:p>
+            <w:r/>
+            <w:r>
+              <w:rPr>
+                <w:sz w:val="18"/>
+              </w:rPr>
+              <w:t>Flake8 linter (0 errors), Pytest suite (data/features/model/API)</w:t>
+            </w:r>
+          </w:p>
+        </w:tc>
+      </w:tr>
+      <w:tr>
+        <w:tc>
+          <w:tcPr>
+            <w:tcW w:type="dxa" w:w="3504"/>
+          </w:tcPr>
+          <w:p>
+            <w:r/>
+            <w:r>
+              <w:rPr>
+                <w:sz w:val="18"/>
+              </w:rPr>
+              <w:t>6. Containerization (5m)</w:t>
+            </w:r>
+          </w:p>
+        </w:tc>
+        <w:tc>
+          <w:tcPr>
+            <w:tcW w:type="dxa" w:w="3504"/>
+          </w:tcPr>
+          <w:p>
+            <w:r/>
+            <w:r>
+              <w:rPr>
+                <w:sz w:val="18"/>
+              </w:rPr>
+              <w:t>Dockerfile, src/api/app.py</w:t>
+            </w:r>
+          </w:p>
+        </w:tc>
+        <w:tc>
+          <w:tcPr>
+            <w:tcW w:type="dxa" w:w="3504"/>
+          </w:tcPr>
+          <w:p>
+            <w:r/>
+            <w:r>
+              <w:rPr>
+                <w:sz w:val="18"/>
+              </w:rPr>
+              <w:t>Python 3.11-slim image, FastAPI /predict, /health, /metrics, /dashboard</w:t>
+            </w:r>
+          </w:p>
+        </w:tc>
+      </w:tr>
+      <w:tr>
+        <w:tc>
+          <w:tcPr>
+            <w:tcW w:type="dxa" w:w="3504"/>
+          </w:tcPr>
+          <w:p>
+            <w:r/>
+            <w:r>
+              <w:rPr>
+                <w:sz w:val="18"/>
+              </w:rPr>
+              <w:t>7. K8s Deployment (7m)</w:t>
+            </w:r>
+          </w:p>
+        </w:tc>
+        <w:tc>
+          <w:tcPr>
+            <w:tcW w:type="dxa" w:w="3504"/>
+          </w:tcPr>
+          <w:p>
+            <w:r/>
+            <w:r>
+              <w:rPr>
+                <w:sz w:val="18"/>
+              </w:rPr>
+              <w:t>k8s/*.yaml, helm/heart-disease-api/</w:t>
+            </w:r>
+          </w:p>
+        </w:tc>
+        <w:tc>
+          <w:tcPr>
+            <w:tcW w:type="dxa" w:w="3504"/>
+          </w:tcPr>
+          <w:p>
+            <w:r/>
+            <w:r>
+              <w:rPr>
+                <w:sz w:val="18"/>
+              </w:rPr>
+              <w:t>2-replica RollingUpdate Deployment, LoadBalancer Service, Nginx Ingress</w:t>
+            </w:r>
+          </w:p>
+        </w:tc>
+      </w:tr>
+      <w:tr>
+        <w:tc>
+          <w:tcPr>
+            <w:tcW w:type="dxa" w:w="3504"/>
+          </w:tcPr>
+          <w:p>
+            <w:r/>
+            <w:r>
+              <w:rPr>
+                <w:sz w:val="18"/>
+              </w:rPr>
+              <w:t>8. Monitoring (3m)</w:t>
+            </w:r>
+          </w:p>
+        </w:tc>
+        <w:tc>
+          <w:tcPr>
+            <w:tcW w:type="dxa" w:w="3504"/>
+          </w:tcPr>
+          <w:p>
+            <w:r/>
+            <w:r>
+              <w:rPr>
+                <w:sz w:val="18"/>
+              </w:rPr>
+              <w:t>monitoring/prometheus.yml, grafana</w:t>
+            </w:r>
+          </w:p>
+        </w:tc>
+        <w:tc>
+          <w:tcPr>
+            <w:tcW w:type="dxa" w:w="3504"/>
+          </w:tcPr>
+          <w:p>
+            <w:r/>
+            <w:r>
+              <w:rPr>
+                <w:sz w:val="18"/>
+              </w:rPr>
+              <w:t>Custom prediction drift counters, confidence histograms, JSON audit logs</w:t>
+            </w:r>
+          </w:p>
+        </w:tc>
+      </w:tr>
+      <w:tr>
+        <w:tc>
+          <w:tcPr>
+            <w:tcW w:type="dxa" w:w="3504"/>
+          </w:tcPr>
+          <w:p>
+            <w:r/>
+            <w:r>
+              <w:rPr>
+                <w:sz w:val="18"/>
+              </w:rPr>
+              <w:t>9. Documentation (2m)</w:t>
+            </w:r>
+          </w:p>
+        </w:tc>
+        <w:tc>
+          <w:tcPr>
+            <w:tcW w:type="dxa" w:w="3504"/>
+          </w:tcPr>
+          <w:p>
+            <w:r/>
+            <w:r>
+              <w:rPr>
+                <w:sz w:val="18"/>
+              </w:rPr>
+              <w:t>README.md, reports/, scripts/</w:t>
+            </w:r>
+          </w:p>
+        </w:tc>
+        <w:tc>
+          <w:tcPr>
+            <w:tcW w:type="dxa" w:w="3504"/>
+          </w:tcPr>
+          <w:p>
+            <w:r/>
+            <w:r>
+              <w:rPr>
+                <w:sz w:val="18"/>
+              </w:rPr>
+              <w:t>Standalone Python scripts, setup guide, 10-page technical report</w:t>
+            </w:r>
+          </w:p>
+        </w:tc>
+      </w:tr>
+    </w:tbl>
+    <w:p>
+      <w:r>
+        <w:br w:type="page"/>
+      </w:r>
+    </w:p>
+    <w:p>
+      <w:pPr>
+        <w:pStyle w:val="Heading1"/>
+      </w:pPr>
+      <w:r>
+        <w:rPr>
+          <w:color w:val="1B365D"/>
+        </w:rPr>
+        <w:t>2. Task 1: Data Acquisition, Cleaning &amp; Demographic EDA</w:t>
+      </w:r>
+    </w:p>
+    <w:p>
+      <w:r>
+        <w:t>The dataset is fetched programmatically from the UCI Machine Learning Repository (processed.cleveland.data) via src/data/download_data.py, which verifies integrity using a SHA-256 checksum (ac4aa4036a11acbf...). The raw cohort comprises 303 patient records across 13 clinical predictors and the angiographic severity target (num in 0–4).</w:t>
+      </w:r>
+    </w:p>
+    <w:p>
+      <w:pPr>
+        <w:pStyle w:val="Heading2"/>
+      </w:pPr>
+      <w:r>
+        <w:rPr>
+          <w:color w:val="1B365D"/>
+        </w:rPr>
+        <w:t>2.1 Deterministic Data Cleaning &amp; Imputation Protocol</w:t>
+      </w:r>
+    </w:p>
+    <w:p>
+      <w:r>
+        <w:t>Data audit revealed 6 missing values encoded as '?' tokens: 4 in ca (number of major vessels colored by fluoroscopy) and 2 in thal (thalassemia status). In src/data/preprocess.py, '?' tokens are coerced to NaN, discrete categorical attributes are imputed using empirical mode (ca=0.0, thal=3.0), continuous attributes are imputed using median, and the diagnosis target is binarized as target = 1 if num &gt; 0 else 0 (139 positive cases [45.87%], 164 negative cases [54.13%]).</w:t>
+      </w:r>
+    </w:p>
+    <w:tbl>
+      <w:tblPr>
+        <w:tblStyle w:val="TableGrid"/>
+        <w:tblW w:type="auto" w:w="0"/>
+        <w:jc w:val="center"/>
+        <w:tblLook w:firstColumn="1" w:firstRow="1" w:lastColumn="0" w:lastRow="0" w:noHBand="0" w:noVBand="1" w:val="04A0"/>
+      </w:tblPr>
+      <w:tblGrid>
+        <w:gridCol w:w="3504"/>
+        <w:gridCol w:w="3504"/>
+        <w:gridCol w:w="3504"/>
+      </w:tblGrid>
+      <w:tr>
+        <w:tc>
+          <w:tcPr>
+            <w:tcW w:type="dxa" w:w="3504"/>
+          </w:tcPr>
+          <w:p>
+            <w:r/>
+            <w:r>
+              <w:rPr>
+                <w:b/>
+                <w:color w:val="1B365D"/>
+                <w:sz w:val="19"/>
+              </w:rPr>
+              <w:t>Audit Metric</w:t>
+            </w:r>
+          </w:p>
+        </w:tc>
+        <w:tc>
+          <w:tcPr>
+            <w:tcW w:type="dxa" w:w="3504"/>
+          </w:tcPr>
+          <w:p>
+            <w:r/>
+            <w:r>
+              <w:rPr>
+                <w:b/>
+                <w:color w:val="1B365D"/>
+                <w:sz w:val="19"/>
+              </w:rPr>
+              <w:t>Value</w:t>
+            </w:r>
+          </w:p>
+        </w:tc>
+        <w:tc>
+          <w:tcPr>
+            <w:tcW w:type="dxa" w:w="3504"/>
+          </w:tcPr>
+          <w:p>
+            <w:r/>
+            <w:r>
+              <w:rPr>
+                <w:b/>
+                <w:color w:val="1B365D"/>
+                <w:sz w:val="19"/>
+              </w:rPr>
+              <w:t>Clinical / Engineering Interpretation</w:t>
+            </w:r>
+          </w:p>
+        </w:tc>
+      </w:tr>
+      <w:tr>
+        <w:tc>
+          <w:tcPr>
+            <w:tcW w:type="dxa" w:w="3504"/>
+          </w:tcPr>
+          <w:p>
+            <w:r/>
+            <w:r>
+              <w:rPr>
+                <w:sz w:val="18"/>
+              </w:rPr>
+              <w:t>Raw Records Downloaded</w:t>
+            </w:r>
+          </w:p>
+        </w:tc>
+        <w:tc>
+          <w:tcPr>
+            <w:tcW w:type="dxa" w:w="3504"/>
+          </w:tcPr>
+          <w:p>
+            <w:r/>
+            <w:r>
+              <w:rPr>
+                <w:sz w:val="18"/>
+              </w:rPr>
+              <w:t>303</w:t>
+            </w:r>
+          </w:p>
+        </w:tc>
+        <w:tc>
+          <w:tcPr>
+            <w:tcW w:type="dxa" w:w="3504"/>
+          </w:tcPr>
+          <w:p>
+            <w:r/>
+            <w:r>
+              <w:rPr>
+                <w:sz w:val="18"/>
+              </w:rPr>
+              <w:t>Complete Cleveland Clinic foundation cohort</w:t>
+            </w:r>
+          </w:p>
+        </w:tc>
+      </w:tr>
+      <w:tr>
+        <w:tc>
+          <w:tcPr>
+            <w:tcW w:type="dxa" w:w="3504"/>
+          </w:tcPr>
+          <w:p>
+            <w:r/>
+            <w:r>
+              <w:rPr>
+                <w:sz w:val="18"/>
+              </w:rPr>
+              <w:t>Missing Tokens ('?') Detected</w:t>
+            </w:r>
+          </w:p>
+        </w:tc>
+        <w:tc>
+          <w:tcPr>
+            <w:tcW w:type="dxa" w:w="3504"/>
+          </w:tcPr>
+          <w:p>
+            <w:r/>
+            <w:r>
+              <w:rPr>
+                <w:sz w:val="18"/>
+              </w:rPr>
+              <w:t>6 (ca: 4, thal: 2)</w:t>
+            </w:r>
+          </w:p>
+        </w:tc>
+        <w:tc>
+          <w:tcPr>
+            <w:tcW w:type="dxa" w:w="3504"/>
+          </w:tcPr>
+          <w:p>
+            <w:r/>
+            <w:r>
+              <w:rPr>
+                <w:sz w:val="18"/>
+              </w:rPr>
+              <w:t>Replaced with NaN and deterministically imputed via mode</w:t>
+            </w:r>
+          </w:p>
+        </w:tc>
+      </w:tr>
+      <w:tr>
+        <w:tc>
+          <w:tcPr>
+            <w:tcW w:type="dxa" w:w="3504"/>
+          </w:tcPr>
+          <w:p>
+            <w:r/>
+            <w:r>
+              <w:rPr>
+                <w:sz w:val="18"/>
+              </w:rPr>
+              <w:t>Missing Values After Cleaning</w:t>
+            </w:r>
+          </w:p>
+        </w:tc>
+        <w:tc>
+          <w:tcPr>
+            <w:tcW w:type="dxa" w:w="3504"/>
+          </w:tcPr>
+          <w:p>
+            <w:r/>
+            <w:r>
+              <w:rPr>
+                <w:sz w:val="18"/>
+              </w:rPr>
+              <w:t>0</w:t>
+            </w:r>
+          </w:p>
+        </w:tc>
+        <w:tc>
+          <w:tcPr>
+            <w:tcW w:type="dxa" w:w="3504"/>
+          </w:tcPr>
+          <w:p>
+            <w:r/>
+            <w:r>
+              <w:rPr>
+                <w:sz w:val="18"/>
+              </w:rPr>
+              <w:t>100% completeness verified via automated unit test</w:t>
+            </w:r>
+          </w:p>
+        </w:tc>
+      </w:tr>
+      <w:tr>
+        <w:tc>
+          <w:tcPr>
+            <w:tcW w:type="dxa" w:w="3504"/>
+          </w:tcPr>
+          <w:p>
+            <w:r/>
+            <w:r>
+              <w:rPr>
+                <w:sz w:val="18"/>
+              </w:rPr>
+              <w:t>Class 0 (Absence of Disease)</w:t>
+            </w:r>
+          </w:p>
+        </w:tc>
+        <w:tc>
+          <w:tcPr>
+            <w:tcW w:type="dxa" w:w="3504"/>
+          </w:tcPr>
+          <w:p>
+            <w:r/>
+            <w:r>
+              <w:rPr>
+                <w:sz w:val="18"/>
+              </w:rPr>
+              <w:t>164 (54.13%)</w:t>
+            </w:r>
+          </w:p>
+        </w:tc>
+        <w:tc>
+          <w:tcPr>
+            <w:tcW w:type="dxa" w:w="3504"/>
+          </w:tcPr>
+          <w:p>
+            <w:r/>
+            <w:r>
+              <w:rPr>
+                <w:sz w:val="18"/>
+              </w:rPr>
+              <w:t>Angiographic narrowing &lt; 50% in all major vessels</w:t>
+            </w:r>
+          </w:p>
+        </w:tc>
+      </w:tr>
+      <w:tr>
+        <w:tc>
+          <w:tcPr>
+            <w:tcW w:type="dxa" w:w="3504"/>
+          </w:tcPr>
+          <w:p>
+            <w:r/>
+            <w:r>
+              <w:rPr>
+                <w:sz w:val="18"/>
+              </w:rPr>
+              <w:t>Class 1 (Presence of Disease)</w:t>
+            </w:r>
+          </w:p>
+        </w:tc>
+        <w:tc>
+          <w:tcPr>
+            <w:tcW w:type="dxa" w:w="3504"/>
+          </w:tcPr>
+          <w:p>
+            <w:r/>
+            <w:r>
+              <w:rPr>
+                <w:sz w:val="18"/>
+              </w:rPr>
+              <w:t>139 (45.87%)</w:t>
+            </w:r>
+          </w:p>
+        </w:tc>
+        <w:tc>
+          <w:tcPr>
+            <w:tcW w:type="dxa" w:w="3504"/>
+          </w:tcPr>
+          <w:p>
+            <w:r/>
+            <w:r>
+              <w:rPr>
+                <w:sz w:val="18"/>
+              </w:rPr>
+              <w:t>Angiographic narrowing &gt;= 50% (well-balanced binary target)</w:t>
+            </w:r>
+          </w:p>
+        </w:tc>
+      </w:tr>
+    </w:tbl>
+    <w:p>
+      <w:pPr>
+        <w:jc w:val="center"/>
+      </w:pPr>
+      <w:r>
+        <w:drawing>
+          <wp:inline xmlns:a="http://schemas.openxmlformats.org/drawingml/2006/main" xmlns:pic="http://schemas.openxmlformats.org/drawingml/2006/picture">
+            <wp:extent cx="5669280" cy="1830535"/>
+            <wp:docPr id="2" name="Picture 2"/>
+            <wp:cNvGraphicFramePr>
+              <a:graphicFrameLocks noChangeAspect="1"/>
+            </wp:cNvGraphicFramePr>
+            <a:graphic>
+              <a:graphicData uri="http://schemas.openxmlformats.org/drawingml/2006/picture">
+                <pic:pic>
+                  <pic:nvPicPr>
+                    <pic:cNvPr id="0" name="eda_01_class_balance_demographics.png"/>
+                    <pic:cNvPicPr/>
+                  </pic:nvPicPr>
+                  <pic:blipFill>
+                    <a:blip r:embed="rId10"/>
+                    <a:stretch>
+                      <a:fillRect/>
+                    </a:stretch>
+                  </pic:blipFill>
+                  <pic:spPr>
+                    <a:xfrm>
+                      <a:off x="0" y="0"/>
+                      <a:ext cx="5669280" cy="1830535"/>
+                    </a:xfrm>
+                    <a:prstGeom prst="rect"/>
+                  </pic:spPr>
+                </pic:pic>
+              </a:graphicData>
+            </a:graphic>
+          </wp:inline>
+        </w:drawing>
+      </w:r>
+    </w:p>
+    <w:p>
+      <w:pPr>
+        <w:jc w:val="center"/>
+      </w:pPr>
+      <w:r>
+        <w:drawing>
+          <wp:inline xmlns:a="http://schemas.openxmlformats.org/drawingml/2006/main" xmlns:pic="http://schemas.openxmlformats.org/drawingml/2006/picture">
+            <wp:extent cx="5669280" cy="3237837"/>
+            <wp:docPr id="3" name="Picture 3"/>
+            <wp:cNvGraphicFramePr>
+              <a:graphicFrameLocks noChangeAspect="1"/>
+            </wp:cNvGraphicFramePr>
+            <a:graphic>
+              <a:graphicData uri="http://schemas.openxmlformats.org/drawingml/2006/picture">
+                <pic:pic>
+                  <pic:nvPicPr>
+                    <pic:cNvPr id="0" name="eda_02_continuous_distributions.png"/>
+                    <pic:cNvPicPr/>
+                  </pic:nvPicPr>
+                  <pic:blipFill>
+                    <a:blip r:embed="rId11"/>
+                    <a:stretch>
+                      <a:fillRect/>
+                    </a:stretch>
+                  </pic:blipFill>
+                  <pic:spPr>
+                    <a:xfrm>
+                      <a:off x="0" y="0"/>
+                      <a:ext cx="5669280" cy="3237837"/>
                     </a:xfrm>
                     <a:prstGeom prst="rect"/>
                   </pic:spPr>
@@ -89,12 +959,16 @@
         <w:rPr>
           <w:color w:val="1B365D"/>
         </w:rPr>
-        <w:t>2. Task 1: Data Acquisition, Cleaning &amp; Demographic EDA</w:t>
+        <w:t>3. Task 1 (Continued): Multivariate Clinical &amp; Correlation Analysis</w:t>
       </w:r>
     </w:p>
     <w:p>
       <w:r>
-        <w:t>Dataset fetched via src/data/download_data.py (303 rows, SHA-256 verified). Six '?' missing values (ca: 4, thal: 2) were imputed deterministically using column mode, and the angiographic severity score (num 0-4) was converted into a binary target (0 = Absence [164 cases, 54.13%], 1 = Presence [139 cases, 45.87%]).</w:t>
+        <w:t>Exploratory analysis across continuous and categorical biomarkers reveals strong physiological separation between healthy patients and those with confirmed coronary artery disease:</w:t>
+        <w:br/>
+        <w:t>• Chronotropic Incompetence: Patients with heart disease exhibit markedly lower maximum achieved heart rate (thalach, r = -0.42 with target) and higher exercise-induced ST depression (oldpeak, r = +0.42).</w:t>
+        <w:br/>
+        <w:t>• Asymptomatic Chest Pain (cp=4) &amp; Fluoroscopy Vessels (ca &gt; 0): Nearly 73% of patients presenting with chest pain type 4 and over 80% of patients with 2–3 colored vessels have confirmed heart disease.</w:t>
       </w:r>
     </w:p>
     <w:p>
@@ -104,8 +978,8 @@
       <w:r>
         <w:drawing>
           <wp:inline xmlns:a="http://schemas.openxmlformats.org/drawingml/2006/main" xmlns:pic="http://schemas.openxmlformats.org/drawingml/2006/picture">
-            <wp:extent cx="5760720" cy="1860060"/>
-            <wp:docPr id="2" name="Picture 2"/>
+            <wp:extent cx="4663440" cy="4117163"/>
+            <wp:docPr id="4" name="Picture 4"/>
             <wp:cNvGraphicFramePr>
               <a:graphicFrameLocks noChangeAspect="1"/>
             </wp:cNvGraphicFramePr>
@@ -113,11 +987,11 @@
               <a:graphicData uri="http://schemas.openxmlformats.org/drawingml/2006/picture">
                 <pic:pic>
                   <pic:nvPicPr>
-                    <pic:cNvPr id="0" name="eda_01_class_balance_demographics.png"/>
+                    <pic:cNvPr id="0" name="eda_03_correlation_heatmap.png"/>
                     <pic:cNvPicPr/>
                   </pic:nvPicPr>
                   <pic:blipFill>
-                    <a:blip r:embed="rId10"/>
+                    <a:blip r:embed="rId12"/>
                     <a:stretch>
                       <a:fillRect/>
                     </a:stretch>
@@ -125,7 +999,7 @@
                   <pic:spPr>
                     <a:xfrm>
                       <a:off x="0" y="0"/>
-                      <a:ext cx="5760720" cy="1860060"/>
+                      <a:ext cx="4663440" cy="4117163"/>
                     </a:xfrm>
                     <a:prstGeom prst="rect"/>
                   </pic:spPr>
@@ -143,8 +1017,8 @@
       <w:r>
         <w:drawing>
           <wp:inline xmlns:a="http://schemas.openxmlformats.org/drawingml/2006/main" xmlns:pic="http://schemas.openxmlformats.org/drawingml/2006/picture">
-            <wp:extent cx="5760720" cy="3290060"/>
-            <wp:docPr id="3" name="Picture 3"/>
+            <wp:extent cx="5394960" cy="3681092"/>
+            <wp:docPr id="5" name="Picture 5"/>
             <wp:cNvGraphicFramePr>
               <a:graphicFrameLocks noChangeAspect="1"/>
             </wp:cNvGraphicFramePr>
@@ -152,11 +1026,11 @@
               <a:graphicData uri="http://schemas.openxmlformats.org/drawingml/2006/picture">
                 <pic:pic>
                   <pic:nvPicPr>
-                    <pic:cNvPr id="0" name="eda_02_continuous_distributions.png"/>
+                    <pic:cNvPr id="0" name="eda_04_categorical_risk_factors.png"/>
                     <pic:cNvPicPr/>
                   </pic:nvPicPr>
                   <pic:blipFill>
-                    <a:blip r:embed="rId11"/>
+                    <a:blip r:embed="rId13"/>
                     <a:stretch>
                       <a:fillRect/>
                     </a:stretch>
@@ -164,7 +1038,7 @@
                   <pic:spPr>
                     <a:xfrm>
                       <a:off x="0" y="0"/>
-                      <a:ext cx="5760720" cy="3290060"/>
+                      <a:ext cx="5394960" cy="3681092"/>
                     </a:xfrm>
                     <a:prstGeom prst="rect"/>
                   </pic:spPr>
@@ -188,14 +1062,253 @@
         <w:rPr>
           <w:color w:val="1B365D"/>
         </w:rPr>
-        <w:t>3. Task 1 (Continued): Correlation Matrix &amp; Categorical Risk Analysis</w:t>
+        <w:t>4. Task 2: Domain-Specific Feature Engineering &amp; Pipeline Architecture</w:t>
       </w:r>
     </w:p>
     <w:p>
       <w:r>
-        <w:t>Pearson correlation analysis confirms strong positive risk associations with exercise-induced ST depression (oldpeak, r=+0.42), fluoroscopy-colored vessels (ca, r=+0.46), exercise angina (exang, r=+0.43), and chest pain type (cp, r=+0.41), alongside a strong negative correlation with maximum achieved heart rate (thalach, r=-0.42).</w:t>
+        <w:t>To personalize the modeling pipeline and capture non-linear cardiovascular interactions, we built a custom scikit-learn transformer (ClinicalFeatureEngineer in src/features/build_features.py) that computes four clinically grounded interaction ratios prior to scaling and one-hot encoding:</w:t>
       </w:r>
     </w:p>
+    <w:tbl>
+      <w:tblPr>
+        <w:tblStyle w:val="TableGrid"/>
+        <w:tblW w:type="auto" w:w="0"/>
+        <w:jc w:val="center"/>
+        <w:tblLook w:firstColumn="1" w:firstRow="1" w:lastColumn="0" w:lastRow="0" w:noHBand="0" w:noVBand="1" w:val="04A0"/>
+      </w:tblPr>
+      <w:tblGrid>
+        <w:gridCol w:w="3504"/>
+        <w:gridCol w:w="3504"/>
+        <w:gridCol w:w="3504"/>
+      </w:tblGrid>
+      <w:tr>
+        <w:tc>
+          <w:tcPr>
+            <w:tcW w:type="dxa" w:w="3504"/>
+          </w:tcPr>
+          <w:p>
+            <w:r/>
+            <w:r>
+              <w:rPr>
+                <w:b/>
+                <w:color w:val="1B365D"/>
+                <w:sz w:val="19"/>
+              </w:rPr>
+              <w:t>Engineered Feature</w:t>
+            </w:r>
+          </w:p>
+        </w:tc>
+        <w:tc>
+          <w:tcPr>
+            <w:tcW w:type="dxa" w:w="3504"/>
+          </w:tcPr>
+          <w:p>
+            <w:r/>
+            <w:r>
+              <w:rPr>
+                <w:b/>
+                <w:color w:val="1B365D"/>
+                <w:sz w:val="19"/>
+              </w:rPr>
+              <w:t>Mathematical Formula</w:t>
+            </w:r>
+          </w:p>
+        </w:tc>
+        <w:tc>
+          <w:tcPr>
+            <w:tcW w:type="dxa" w:w="3504"/>
+          </w:tcPr>
+          <w:p>
+            <w:r/>
+            <w:r>
+              <w:rPr>
+                <w:b/>
+                <w:color w:val="1B365D"/>
+                <w:sz w:val="19"/>
+              </w:rPr>
+              <w:t>Cardiovascular Rationale</w:t>
+            </w:r>
+          </w:p>
+        </w:tc>
+      </w:tr>
+      <w:tr>
+        <w:tc>
+          <w:tcPr>
+            <w:tcW w:type="dxa" w:w="3504"/>
+          </w:tcPr>
+          <w:p>
+            <w:r/>
+            <w:r>
+              <w:rPr>
+                <w:sz w:val="18"/>
+              </w:rPr>
+              <w:t>hr_reserve_ratio</w:t>
+            </w:r>
+          </w:p>
+        </w:tc>
+        <w:tc>
+          <w:tcPr>
+            <w:tcW w:type="dxa" w:w="3504"/>
+          </w:tcPr>
+          <w:p>
+            <w:r/>
+            <w:r>
+              <w:rPr>
+                <w:sz w:val="18"/>
+              </w:rPr>
+              <w:t>thalach / max(220 - age, 60)</w:t>
+            </w:r>
+          </w:p>
+        </w:tc>
+        <w:tc>
+          <w:tcPr>
+            <w:tcW w:type="dxa" w:w="3504"/>
+          </w:tcPr>
+          <w:p>
+            <w:r/>
+            <w:r>
+              <w:rPr>
+                <w:sz w:val="18"/>
+              </w:rPr>
+              <w:t>Measures chronotropic competence relative to age-predicted max HR</w:t>
+            </w:r>
+          </w:p>
+        </w:tc>
+      </w:tr>
+      <w:tr>
+        <w:tc>
+          <w:tcPr>
+            <w:tcW w:type="dxa" w:w="3504"/>
+          </w:tcPr>
+          <w:p>
+            <w:r/>
+            <w:r>
+              <w:rPr>
+                <w:sz w:val="18"/>
+              </w:rPr>
+              <w:t>rate_pressure_product</w:t>
+            </w:r>
+          </w:p>
+        </w:tc>
+        <w:tc>
+          <w:tcPr>
+            <w:tcW w:type="dxa" w:w="3504"/>
+          </w:tcPr>
+          <w:p>
+            <w:r/>
+            <w:r>
+              <w:rPr>
+                <w:sz w:val="18"/>
+              </w:rPr>
+              <w:t>(trestbps * thalach) / 1000</w:t>
+            </w:r>
+          </w:p>
+        </w:tc>
+        <w:tc>
+          <w:tcPr>
+            <w:tcW w:type="dxa" w:w="3504"/>
+          </w:tcPr>
+          <w:p>
+            <w:r/>
+            <w:r>
+              <w:rPr>
+                <w:sz w:val="18"/>
+              </w:rPr>
+              <w:t>Hemodynamic proxy for myocardial oxygen consumption at peak load</w:t>
+            </w:r>
+          </w:p>
+        </w:tc>
+      </w:tr>
+      <w:tr>
+        <w:tc>
+          <w:tcPr>
+            <w:tcW w:type="dxa" w:w="3504"/>
+          </w:tcPr>
+          <w:p>
+            <w:r/>
+            <w:r>
+              <w:rPr>
+                <w:sz w:val="18"/>
+              </w:rPr>
+              <w:t>chol_age_ratio</w:t>
+            </w:r>
+          </w:p>
+        </w:tc>
+        <w:tc>
+          <w:tcPr>
+            <w:tcW w:type="dxa" w:w="3504"/>
+          </w:tcPr>
+          <w:p>
+            <w:r/>
+            <w:r>
+              <w:rPr>
+                <w:sz w:val="18"/>
+              </w:rPr>
+              <w:t>chol / max(age, 18)</w:t>
+            </w:r>
+          </w:p>
+        </w:tc>
+        <w:tc>
+          <w:tcPr>
+            <w:tcW w:type="dxa" w:w="3504"/>
+          </w:tcPr>
+          <w:p>
+            <w:r/>
+            <w:r>
+              <w:rPr>
+                <w:sz w:val="18"/>
+              </w:rPr>
+              <w:t>Normalizes lipid burden relative to cumulative age exposure</w:t>
+            </w:r>
+          </w:p>
+        </w:tc>
+      </w:tr>
+      <w:tr>
+        <w:tc>
+          <w:tcPr>
+            <w:tcW w:type="dxa" w:w="3504"/>
+          </w:tcPr>
+          <w:p>
+            <w:r/>
+            <w:r>
+              <w:rPr>
+                <w:sz w:val="18"/>
+              </w:rPr>
+              <w:t>st_depression_per_hr</w:t>
+            </w:r>
+          </w:p>
+        </w:tc>
+        <w:tc>
+          <w:tcPr>
+            <w:tcW w:type="dxa" w:w="3504"/>
+          </w:tcPr>
+          <w:p>
+            <w:r/>
+            <w:r>
+              <w:rPr>
+                <w:sz w:val="18"/>
+              </w:rPr>
+              <w:t>oldpeak / max(thalach / 100, 0.5)</w:t>
+            </w:r>
+          </w:p>
+        </w:tc>
+        <w:tc>
+          <w:tcPr>
+            <w:tcW w:type="dxa" w:w="3504"/>
+          </w:tcPr>
+          <w:p>
+            <w:r/>
+            <w:r>
+              <w:rPr>
+                <w:sz w:val="18"/>
+              </w:rPr>
+              <w:t>Quantifies ischemic ST depression severity per unit heart rate</w:t>
+            </w:r>
+          </w:p>
+        </w:tc>
+      </w:tr>
+    </w:tbl>
     <w:p>
       <w:pPr>
         <w:jc w:val="center"/>
@@ -203,106 +1316,7 @@
       <w:r>
         <w:drawing>
           <wp:inline xmlns:a="http://schemas.openxmlformats.org/drawingml/2006/main" xmlns:pic="http://schemas.openxmlformats.org/drawingml/2006/picture">
-            <wp:extent cx="4754880" cy="4197891"/>
-            <wp:docPr id="4" name="Picture 4"/>
-            <wp:cNvGraphicFramePr>
-              <a:graphicFrameLocks noChangeAspect="1"/>
-            </wp:cNvGraphicFramePr>
-            <a:graphic>
-              <a:graphicData uri="http://schemas.openxmlformats.org/drawingml/2006/picture">
-                <pic:pic>
-                  <pic:nvPicPr>
-                    <pic:cNvPr id="0" name="eda_03_correlation_heatmap.png"/>
-                    <pic:cNvPicPr/>
-                  </pic:nvPicPr>
-                  <pic:blipFill>
-                    <a:blip r:embed="rId12"/>
-                    <a:stretch>
-                      <a:fillRect/>
-                    </a:stretch>
-                  </pic:blipFill>
-                  <pic:spPr>
-                    <a:xfrm>
-                      <a:off x="0" y="0"/>
-                      <a:ext cx="4754880" cy="4197891"/>
-                    </a:xfrm>
-                    <a:prstGeom prst="rect"/>
-                  </pic:spPr>
-                </pic:pic>
-              </a:graphicData>
-            </a:graphic>
-          </wp:inline>
-        </w:drawing>
-      </w:r>
-    </w:p>
-    <w:p>
-      <w:pPr>
-        <w:jc w:val="center"/>
-      </w:pPr>
-      <w:r>
-        <w:drawing>
-          <wp:inline xmlns:a="http://schemas.openxmlformats.org/drawingml/2006/main" xmlns:pic="http://schemas.openxmlformats.org/drawingml/2006/picture">
-            <wp:extent cx="5486400" cy="3743483"/>
-            <wp:docPr id="5" name="Picture 5"/>
-            <wp:cNvGraphicFramePr>
-              <a:graphicFrameLocks noChangeAspect="1"/>
-            </wp:cNvGraphicFramePr>
-            <a:graphic>
-              <a:graphicData uri="http://schemas.openxmlformats.org/drawingml/2006/picture">
-                <pic:pic>
-                  <pic:nvPicPr>
-                    <pic:cNvPr id="0" name="eda_04_categorical_risk_factors.png"/>
-                    <pic:cNvPicPr/>
-                  </pic:nvPicPr>
-                  <pic:blipFill>
-                    <a:blip r:embed="rId13"/>
-                    <a:stretch>
-                      <a:fillRect/>
-                    </a:stretch>
-                  </pic:blipFill>
-                  <pic:spPr>
-                    <a:xfrm>
-                      <a:off x="0" y="0"/>
-                      <a:ext cx="5486400" cy="3743483"/>
-                    </a:xfrm>
-                    <a:prstGeom prst="rect"/>
-                  </pic:spPr>
-                </pic:pic>
-              </a:graphicData>
-            </a:graphic>
-          </wp:inline>
-        </w:drawing>
-      </w:r>
-    </w:p>
-    <w:p>
-      <w:r>
-        <w:br w:type="page"/>
-      </w:r>
-    </w:p>
-    <w:p>
-      <w:pPr>
-        <w:pStyle w:val="Heading1"/>
-      </w:pPr>
-      <w:r>
-        <w:rPr>
-          <w:color w:val="1B365D"/>
-        </w:rPr>
-        <w:t>4. Task 2: Domain-Specific Cardiovascular Feature Engineering</w:t>
-      </w:r>
-    </w:p>
-    <w:p>
-      <w:r>
-        <w:t>The custom ClinicalFeatureEngineer transformer derives four physiological interaction features: (1) hr_reserve_ratio = thalach / (220 - age), (2) rate_pressure_product = (trestbps * thalach) / 1000, (3) chol_age_ratio = chol / age, and (4) st_depression_per_hr = oldpeak / (thalach / 100). All numeric features are imputed via median and scaled via StandardScaler; categorical features are imputed via mode and OneHotEncoded inside a unified ColumnTransformer.</w:t>
-      </w:r>
-    </w:p>
-    <w:p>
-      <w:pPr>
-        <w:jc w:val="center"/>
-      </w:pPr>
-      <w:r>
-        <w:drawing>
-          <wp:inline xmlns:a="http://schemas.openxmlformats.org/drawingml/2006/main" xmlns:pic="http://schemas.openxmlformats.org/drawingml/2006/picture">
-            <wp:extent cx="5760720" cy="2185466"/>
+            <wp:extent cx="5669280" cy="2150776"/>
             <wp:docPr id="6" name="Picture 6"/>
             <wp:cNvGraphicFramePr>
               <a:graphicFrameLocks noChangeAspect="1"/>
@@ -323,7 +1337,7 @@
                   <pic:spPr>
                     <a:xfrm>
                       <a:off x="0" y="0"/>
-                      <a:ext cx="5760720" cy="2185466"/>
+                      <a:ext cx="5669280" cy="2150776"/>
                     </a:xfrm>
                     <a:prstGeom prst="rect"/>
                   </pic:spPr>
@@ -334,6 +1348,217 @@
         </w:drawing>
       </w:r>
     </w:p>
+    <w:p>
+      <w:pPr>
+        <w:pStyle w:val="Heading2"/>
+      </w:pPr>
+      <w:r>
+        <w:rPr>
+          <w:color w:val="1B365D"/>
+        </w:rPr>
+        <w:t>4.1 Zero-Leakage ColumnTransformer &amp; Hyperparameter Search Grids</w:t>
+      </w:r>
+    </w:p>
+    <w:p>
+      <w:r>
+        <w:t>All 9 numeric features (5 raw + 4 engineered) pass through SimpleImputer(strategy='median') and StandardScaler(), while the 8 categorical features pass through SimpleImputer(strategy='most_frequent') and OneHotEncoder(handle_unknown='ignore') inside a single scikit-learn Pipeline.</w:t>
+      </w:r>
+    </w:p>
+    <w:tbl>
+      <w:tblPr>
+        <w:tblStyle w:val="TableGrid"/>
+        <w:tblW w:type="auto" w:w="0"/>
+        <w:jc w:val="center"/>
+        <w:tblLook w:firstColumn="1" w:firstRow="1" w:lastColumn="0" w:lastRow="0" w:noHBand="0" w:noVBand="1" w:val="04A0"/>
+      </w:tblPr>
+      <w:tblGrid>
+        <w:gridCol w:w="3504"/>
+        <w:gridCol w:w="3504"/>
+        <w:gridCol w:w="3504"/>
+      </w:tblGrid>
+      <w:tr>
+        <w:tc>
+          <w:tcPr>
+            <w:tcW w:type="dxa" w:w="3504"/>
+          </w:tcPr>
+          <w:p>
+            <w:r/>
+            <w:r>
+              <w:rPr>
+                <w:b/>
+                <w:color w:val="1B365D"/>
+                <w:sz w:val="19"/>
+              </w:rPr>
+              <w:t>Model Architecture</w:t>
+            </w:r>
+          </w:p>
+        </w:tc>
+        <w:tc>
+          <w:tcPr>
+            <w:tcW w:type="dxa" w:w="3504"/>
+          </w:tcPr>
+          <w:p>
+            <w:r/>
+            <w:r>
+              <w:rPr>
+                <w:b/>
+                <w:color w:val="1B365D"/>
+                <w:sz w:val="19"/>
+              </w:rPr>
+              <w:t>Hyperparameter Search Space (5-Fold Stratified GridSearchCV)</w:t>
+            </w:r>
+          </w:p>
+        </w:tc>
+        <w:tc>
+          <w:tcPr>
+            <w:tcW w:type="dxa" w:w="3504"/>
+          </w:tcPr>
+          <w:p>
+            <w:r/>
+            <w:r>
+              <w:rPr>
+                <w:b/>
+                <w:color w:val="1B365D"/>
+                <w:sz w:val="19"/>
+              </w:rPr>
+              <w:t>Scoring</w:t>
+            </w:r>
+          </w:p>
+        </w:tc>
+      </w:tr>
+      <w:tr>
+        <w:tc>
+          <w:tcPr>
+            <w:tcW w:type="dxa" w:w="3504"/>
+          </w:tcPr>
+          <w:p>
+            <w:r/>
+            <w:r>
+              <w:rPr>
+                <w:sz w:val="18"/>
+              </w:rPr>
+              <w:t>Logistic Regression</w:t>
+            </w:r>
+          </w:p>
+        </w:tc>
+        <w:tc>
+          <w:tcPr>
+            <w:tcW w:type="dxa" w:w="3504"/>
+          </w:tcPr>
+          <w:p>
+            <w:r/>
+            <w:r>
+              <w:rPr>
+                <w:sz w:val="18"/>
+              </w:rPr>
+              <w:t>C in {0.05..5.0}, solver in {lbfgs, liblinear}, class_weight in {None, balanced}</w:t>
+            </w:r>
+          </w:p>
+        </w:tc>
+        <w:tc>
+          <w:tcPr>
+            <w:tcW w:type="dxa" w:w="3504"/>
+          </w:tcPr>
+          <w:p>
+            <w:r/>
+            <w:r>
+              <w:rPr>
+                <w:sz w:val="18"/>
+              </w:rPr>
+              <w:t>ROC-AUC</w:t>
+            </w:r>
+          </w:p>
+        </w:tc>
+      </w:tr>
+      <w:tr>
+        <w:tc>
+          <w:tcPr>
+            <w:tcW w:type="dxa" w:w="3504"/>
+          </w:tcPr>
+          <w:p>
+            <w:r/>
+            <w:r>
+              <w:rPr>
+                <w:sz w:val="18"/>
+              </w:rPr>
+              <w:t>Random Forest</w:t>
+            </w:r>
+          </w:p>
+        </w:tc>
+        <w:tc>
+          <w:tcPr>
+            <w:tcW w:type="dxa" w:w="3504"/>
+          </w:tcPr>
+          <w:p>
+            <w:r/>
+            <w:r>
+              <w:rPr>
+                <w:sz w:val="18"/>
+              </w:rPr>
+              <w:t>n_estimators in {100, 200}, max_depth in {4, 6, 8, None}, min_samples_split in {2, 5}</w:t>
+            </w:r>
+          </w:p>
+        </w:tc>
+        <w:tc>
+          <w:tcPr>
+            <w:tcW w:type="dxa" w:w="3504"/>
+          </w:tcPr>
+          <w:p>
+            <w:r/>
+            <w:r>
+              <w:rPr>
+                <w:sz w:val="18"/>
+              </w:rPr>
+              <w:t>ROC-AUC</w:t>
+            </w:r>
+          </w:p>
+        </w:tc>
+      </w:tr>
+      <w:tr>
+        <w:tc>
+          <w:tcPr>
+            <w:tcW w:type="dxa" w:w="3504"/>
+          </w:tcPr>
+          <w:p>
+            <w:r/>
+            <w:r>
+              <w:rPr>
+                <w:sz w:val="18"/>
+              </w:rPr>
+              <w:t>Gradient Boosting</w:t>
+            </w:r>
+          </w:p>
+        </w:tc>
+        <w:tc>
+          <w:tcPr>
+            <w:tcW w:type="dxa" w:w="3504"/>
+          </w:tcPr>
+          <w:p>
+            <w:r/>
+            <w:r>
+              <w:rPr>
+                <w:sz w:val="18"/>
+              </w:rPr>
+              <w:t>n_estimators in {80, 150}, learning_rate in {0.03, 0.08, 0.15}, max_depth in {2, 3, 4}</w:t>
+            </w:r>
+          </w:p>
+        </w:tc>
+        <w:tc>
+          <w:tcPr>
+            <w:tcW w:type="dxa" w:w="3504"/>
+          </w:tcPr>
+          <w:p>
+            <w:r/>
+            <w:r>
+              <w:rPr>
+                <w:sz w:val="18"/>
+              </w:rPr>
+              <w:t>ROC-AUC</w:t>
+            </w:r>
+          </w:p>
+        </w:tc>
+      </w:tr>
+    </w:tbl>
     <w:p>
       <w:r>
         <w:br w:type="page"/>
@@ -350,88 +1575,154 @@
         <w:t>5. Task 2 &amp; Task 3: Cross-Validation Benchmark &amp; Diagnostic Curves</w:t>
       </w:r>
     </w:p>
+    <w:p>
+      <w:r>
+        <w:t>The cleaned dataset (303 records) was partitioned via an 80/20 stratified split into 242 training patients and 61 hold-out test patients (random_state=42). Every candidate architecture was tuned via 5-fold Stratified Cross-Validation on the training split and evaluated on the unseen hold-out test cohort across Accuracy, Precision, Recall, F1-Score, ROC-AUC, Average Precision, and Brier Loss.</w:t>
+      </w:r>
+    </w:p>
     <w:tbl>
       <w:tblPr>
+        <w:tblStyle w:val="TableGrid"/>
         <w:tblW w:type="auto" w:w="0"/>
+        <w:jc w:val="center"/>
         <w:tblLook w:firstColumn="1" w:firstRow="1" w:lastColumn="0" w:lastRow="0" w:noHBand="0" w:noVBand="1" w:val="04A0"/>
       </w:tblPr>
       <w:tblGrid>
-        <w:gridCol w:w="1481"/>
-        <w:gridCol w:w="1481"/>
-        <w:gridCol w:w="1481"/>
-        <w:gridCol w:w="1481"/>
-        <w:gridCol w:w="1481"/>
-        <w:gridCol w:w="1481"/>
-        <w:gridCol w:w="1481"/>
+        <w:gridCol w:w="1314"/>
+        <w:gridCol w:w="1314"/>
+        <w:gridCol w:w="1314"/>
+        <w:gridCol w:w="1314"/>
+        <w:gridCol w:w="1314"/>
+        <w:gridCol w:w="1314"/>
+        <w:gridCol w:w="1314"/>
+        <w:gridCol w:w="1314"/>
       </w:tblGrid>
       <w:tr>
         <w:tc>
           <w:tcPr>
-            <w:tcW w:type="dxa" w:w="1481"/>
+            <w:tcW w:type="dxa" w:w="1314"/>
           </w:tcPr>
           <w:p>
+            <w:r/>
             <w:r>
-              <w:t>Model</w:t>
+              <w:rPr>
+                <w:b/>
+                <w:color w:val="1B365D"/>
+                <w:sz w:val="19"/>
+              </w:rPr>
+              <w:t>Model Family</w:t>
             </w:r>
           </w:p>
         </w:tc>
         <w:tc>
           <w:tcPr>
-            <w:tcW w:type="dxa" w:w="1481"/>
+            <w:tcW w:type="dxa" w:w="1314"/>
           </w:tcPr>
           <w:p>
+            <w:r/>
             <w:r>
-              <w:t>CV ROC-AUC</w:t>
+              <w:rPr>
+                <w:b/>
+                <w:color w:val="1B365D"/>
+                <w:sz w:val="19"/>
+              </w:rPr>
+              <w:t>CV ROC-AUC (±SD)</w:t>
             </w:r>
           </w:p>
         </w:tc>
         <w:tc>
           <w:tcPr>
-            <w:tcW w:type="dxa" w:w="1481"/>
+            <w:tcW w:type="dxa" w:w="1314"/>
           </w:tcPr>
           <w:p>
+            <w:r/>
             <w:r>
+              <w:rPr>
+                <w:b/>
+                <w:color w:val="1B365D"/>
+                <w:sz w:val="19"/>
+              </w:rPr>
               <w:t>Test ROC-AUC</w:t>
             </w:r>
           </w:p>
         </w:tc>
         <w:tc>
           <w:tcPr>
-            <w:tcW w:type="dxa" w:w="1481"/>
+            <w:tcW w:type="dxa" w:w="1314"/>
           </w:tcPr>
           <w:p>
+            <w:r/>
             <w:r>
-              <w:t>Accuracy</w:t>
+              <w:rPr>
+                <w:b/>
+                <w:color w:val="1B365D"/>
+                <w:sz w:val="19"/>
+              </w:rPr>
+              <w:t>Test Acc</w:t>
             </w:r>
           </w:p>
         </w:tc>
         <w:tc>
           <w:tcPr>
-            <w:tcW w:type="dxa" w:w="1481"/>
+            <w:tcW w:type="dxa" w:w="1314"/>
           </w:tcPr>
           <w:p>
+            <w:r/>
             <w:r>
+              <w:rPr>
+                <w:b/>
+                <w:color w:val="1B365D"/>
+                <w:sz w:val="19"/>
+              </w:rPr>
               <w:t>Precision</w:t>
             </w:r>
           </w:p>
         </w:tc>
         <w:tc>
           <w:tcPr>
-            <w:tcW w:type="dxa" w:w="1481"/>
+            <w:tcW w:type="dxa" w:w="1314"/>
           </w:tcPr>
           <w:p>
+            <w:r/>
             <w:r>
+              <w:rPr>
+                <w:b/>
+                <w:color w:val="1B365D"/>
+                <w:sz w:val="19"/>
+              </w:rPr>
               <w:t>Recall</w:t>
             </w:r>
           </w:p>
         </w:tc>
         <w:tc>
           <w:tcPr>
-            <w:tcW w:type="dxa" w:w="1481"/>
+            <w:tcW w:type="dxa" w:w="1314"/>
           </w:tcPr>
           <w:p>
+            <w:r/>
             <w:r>
+              <w:rPr>
+                <w:b/>
+                <w:color w:val="1B365D"/>
+                <w:sz w:val="19"/>
+              </w:rPr>
               <w:t>F1-Score</w:t>
+            </w:r>
+          </w:p>
+        </w:tc>
+        <w:tc>
+          <w:tcPr>
+            <w:tcW w:type="dxa" w:w="1314"/>
+          </w:tcPr>
+          <w:p>
+            <w:r/>
+            <w:r>
+              <w:rPr>
+                <w:b/>
+                <w:color w:val="1B365D"/>
+                <w:sz w:val="19"/>
+              </w:rPr>
+              <w:t>Brier Loss</w:t>
             </w:r>
           </w:p>
         </w:tc>
@@ -439,71 +1730,113 @@
       <w:tr>
         <w:tc>
           <w:tcPr>
-            <w:tcW w:type="dxa" w:w="1481"/>
+            <w:tcW w:type="dxa" w:w="1314"/>
           </w:tcPr>
           <w:p>
+            <w:r/>
             <w:r>
+              <w:rPr>
+                <w:sz w:val="18"/>
+              </w:rPr>
               <w:t>Logistic Regression</w:t>
             </w:r>
           </w:p>
         </w:tc>
         <w:tc>
           <w:tcPr>
-            <w:tcW w:type="dxa" w:w="1481"/>
+            <w:tcW w:type="dxa" w:w="1314"/>
           </w:tcPr>
           <w:p>
+            <w:r/>
             <w:r>
+              <w:rPr>
+                <w:sz w:val="18"/>
+              </w:rPr>
               <w:t>0.9011 (±0.0138)</w:t>
             </w:r>
           </w:p>
         </w:tc>
         <w:tc>
           <w:tcPr>
-            <w:tcW w:type="dxa" w:w="1481"/>
+            <w:tcW w:type="dxa" w:w="1314"/>
           </w:tcPr>
           <w:p>
+            <w:r/>
             <w:r>
+              <w:rPr>
+                <w:sz w:val="18"/>
+              </w:rPr>
               <w:t>0.9697</w:t>
             </w:r>
           </w:p>
         </w:tc>
         <w:tc>
           <w:tcPr>
-            <w:tcW w:type="dxa" w:w="1481"/>
+            <w:tcW w:type="dxa" w:w="1314"/>
           </w:tcPr>
           <w:p>
+            <w:r/>
             <w:r>
+              <w:rPr>
+                <w:sz w:val="18"/>
+              </w:rPr>
               <w:t>0.8852</w:t>
             </w:r>
           </w:p>
         </w:tc>
         <w:tc>
           <w:tcPr>
-            <w:tcW w:type="dxa" w:w="1481"/>
+            <w:tcW w:type="dxa" w:w="1314"/>
           </w:tcPr>
           <w:p>
+            <w:r/>
             <w:r>
+              <w:rPr>
+                <w:sz w:val="18"/>
+              </w:rPr>
               <w:t>0.8387</w:t>
             </w:r>
           </w:p>
         </w:tc>
         <w:tc>
           <w:tcPr>
-            <w:tcW w:type="dxa" w:w="1481"/>
+            <w:tcW w:type="dxa" w:w="1314"/>
           </w:tcPr>
           <w:p>
+            <w:r/>
             <w:r>
+              <w:rPr>
+                <w:sz w:val="18"/>
+              </w:rPr>
               <w:t>0.9286</w:t>
             </w:r>
           </w:p>
         </w:tc>
         <w:tc>
           <w:tcPr>
-            <w:tcW w:type="dxa" w:w="1481"/>
+            <w:tcW w:type="dxa" w:w="1314"/>
           </w:tcPr>
           <w:p>
+            <w:r/>
             <w:r>
+              <w:rPr>
+                <w:sz w:val="18"/>
+              </w:rPr>
               <w:t>0.8814</w:t>
+            </w:r>
+          </w:p>
+        </w:tc>
+        <w:tc>
+          <w:tcPr>
+            <w:tcW w:type="dxa" w:w="1314"/>
+          </w:tcPr>
+          <w:p>
+            <w:r/>
+            <w:r>
+              <w:rPr>
+                <w:sz w:val="18"/>
+              </w:rPr>
+              <w:t>0.0794</w:t>
             </w:r>
           </w:p>
         </w:tc>
@@ -511,71 +1844,113 @@
       <w:tr>
         <w:tc>
           <w:tcPr>
-            <w:tcW w:type="dxa" w:w="1481"/>
+            <w:tcW w:type="dxa" w:w="1314"/>
           </w:tcPr>
           <w:p>
+            <w:r/>
             <w:r>
+              <w:rPr>
+                <w:sz w:val="18"/>
+              </w:rPr>
               <w:t>Random Forest</w:t>
             </w:r>
           </w:p>
         </w:tc>
         <w:tc>
           <w:tcPr>
-            <w:tcW w:type="dxa" w:w="1481"/>
+            <w:tcW w:type="dxa" w:w="1314"/>
           </w:tcPr>
           <w:p>
+            <w:r/>
             <w:r>
+              <w:rPr>
+                <w:sz w:val="18"/>
+              </w:rPr>
               <w:t>0.8977 (±0.0236)</w:t>
             </w:r>
           </w:p>
         </w:tc>
         <w:tc>
           <w:tcPr>
-            <w:tcW w:type="dxa" w:w="1481"/>
+            <w:tcW w:type="dxa" w:w="1314"/>
           </w:tcPr>
           <w:p>
+            <w:r/>
             <w:r>
+              <w:rPr>
+                <w:sz w:val="18"/>
+              </w:rPr>
               <w:t>0.9654</w:t>
             </w:r>
           </w:p>
         </w:tc>
         <w:tc>
           <w:tcPr>
-            <w:tcW w:type="dxa" w:w="1481"/>
+            <w:tcW w:type="dxa" w:w="1314"/>
           </w:tcPr>
           <w:p>
+            <w:r/>
             <w:r>
+              <w:rPr>
+                <w:sz w:val="18"/>
+              </w:rPr>
               <w:t>0.9180</w:t>
             </w:r>
           </w:p>
         </w:tc>
         <w:tc>
           <w:tcPr>
-            <w:tcW w:type="dxa" w:w="1481"/>
+            <w:tcW w:type="dxa" w:w="1314"/>
           </w:tcPr>
           <w:p>
+            <w:r/>
             <w:r>
+              <w:rPr>
+                <w:sz w:val="18"/>
+              </w:rPr>
               <w:t>0.8966</w:t>
             </w:r>
           </w:p>
         </w:tc>
         <w:tc>
           <w:tcPr>
-            <w:tcW w:type="dxa" w:w="1481"/>
+            <w:tcW w:type="dxa" w:w="1314"/>
           </w:tcPr>
           <w:p>
+            <w:r/>
             <w:r>
+              <w:rPr>
+                <w:sz w:val="18"/>
+              </w:rPr>
               <w:t>0.9286</w:t>
             </w:r>
           </w:p>
         </w:tc>
         <w:tc>
           <w:tcPr>
-            <w:tcW w:type="dxa" w:w="1481"/>
+            <w:tcW w:type="dxa" w:w="1314"/>
           </w:tcPr>
           <w:p>
+            <w:r/>
             <w:r>
+              <w:rPr>
+                <w:sz w:val="18"/>
+              </w:rPr>
               <w:t>0.9123</w:t>
+            </w:r>
+          </w:p>
+        </w:tc>
+        <w:tc>
+          <w:tcPr>
+            <w:tcW w:type="dxa" w:w="1314"/>
+          </w:tcPr>
+          <w:p>
+            <w:r/>
+            <w:r>
+              <w:rPr>
+                <w:sz w:val="18"/>
+              </w:rPr>
+              <w:t>0.1015</w:t>
             </w:r>
           </w:p>
         </w:tc>
@@ -583,71 +1958,113 @@
       <w:tr>
         <w:tc>
           <w:tcPr>
-            <w:tcW w:type="dxa" w:w="1481"/>
+            <w:tcW w:type="dxa" w:w="1314"/>
           </w:tcPr>
           <w:p>
+            <w:r/>
             <w:r>
+              <w:rPr>
+                <w:sz w:val="18"/>
+              </w:rPr>
               <w:t>Gradient Boosting</w:t>
             </w:r>
           </w:p>
         </w:tc>
         <w:tc>
           <w:tcPr>
-            <w:tcW w:type="dxa" w:w="1481"/>
+            <w:tcW w:type="dxa" w:w="1314"/>
           </w:tcPr>
           <w:p>
+            <w:r/>
             <w:r>
+              <w:rPr>
+                <w:sz w:val="18"/>
+              </w:rPr>
               <w:t>0.8840 (±0.0272)</w:t>
             </w:r>
           </w:p>
         </w:tc>
         <w:tc>
           <w:tcPr>
-            <w:tcW w:type="dxa" w:w="1481"/>
+            <w:tcW w:type="dxa" w:w="1314"/>
           </w:tcPr>
           <w:p>
+            <w:r/>
             <w:r>
+              <w:rPr>
+                <w:sz w:val="18"/>
+              </w:rPr>
               <w:t>0.9545</w:t>
             </w:r>
           </w:p>
         </w:tc>
         <w:tc>
           <w:tcPr>
-            <w:tcW w:type="dxa" w:w="1481"/>
+            <w:tcW w:type="dxa" w:w="1314"/>
           </w:tcPr>
           <w:p>
+            <w:r/>
             <w:r>
+              <w:rPr>
+                <w:sz w:val="18"/>
+              </w:rPr>
               <w:t>0.8689</w:t>
             </w:r>
           </w:p>
         </w:tc>
         <w:tc>
           <w:tcPr>
-            <w:tcW w:type="dxa" w:w="1481"/>
+            <w:tcW w:type="dxa" w:w="1314"/>
           </w:tcPr>
           <w:p>
+            <w:r/>
             <w:r>
+              <w:rPr>
+                <w:sz w:val="18"/>
+              </w:rPr>
               <w:t>0.8571</w:t>
             </w:r>
           </w:p>
         </w:tc>
         <w:tc>
           <w:tcPr>
-            <w:tcW w:type="dxa" w:w="1481"/>
+            <w:tcW w:type="dxa" w:w="1314"/>
           </w:tcPr>
           <w:p>
+            <w:r/>
             <w:r>
+              <w:rPr>
+                <w:sz w:val="18"/>
+              </w:rPr>
               <w:t>0.8571</w:t>
             </w:r>
           </w:p>
         </w:tc>
         <w:tc>
           <w:tcPr>
-            <w:tcW w:type="dxa" w:w="1481"/>
+            <w:tcW w:type="dxa" w:w="1314"/>
           </w:tcPr>
           <w:p>
+            <w:r/>
             <w:r>
+              <w:rPr>
+                <w:sz w:val="18"/>
+              </w:rPr>
               <w:t>0.8571</w:t>
+            </w:r>
+          </w:p>
+        </w:tc>
+        <w:tc>
+          <w:tcPr>
+            <w:tcW w:type="dxa" w:w="1314"/>
+          </w:tcPr>
+          <w:p>
+            <w:r/>
+            <w:r>
+              <w:rPr>
+                <w:sz w:val="18"/>
+              </w:rPr>
+              <w:t>0.0991</w:t>
             </w:r>
           </w:p>
         </w:tc>
@@ -749,7 +2166,7 @@
     </w:p>
     <w:p>
       <w:r>
-        <w:t>Winning Model: Logistic Regression. Packaged as a self-contained scikit-learn Pipeline in models/heart_disease_pipeline.joblib and logged to MLflow with full parameter, metric, and diagnostic plot artifacts.</w:t>
+        <w:t>All training runs, hyperparameter grids, 5-fold CV metrics, hold-out test metrics, diagnostic plots, and fitted pipelines were logged to MLflow under experiment Heart_Disease_Risk_Classification. Based on the highest composite Cross-Validation ROC-AUC (0.9011) and Hold-Out Test ROC-AUC (0.9697), Logistic Regression was selected and packaged into models/heart_disease_pipeline.joblib alongside full provenance metadata in models/model_metadata.json, requirements.txt, and environment.yml.</w:t>
       </w:r>
     </w:p>
     <w:p>
@@ -882,12 +2299,18 @@
         <w:rPr>
           <w:color w:val="1B365D"/>
         </w:rPr>
-        <w:t>7. Task 5: CI/CD Pipeline &amp; Automated Testing</w:t>
+        <w:t>7. Task 5: CI/CD Pipeline &amp; Automated Unit Testing</w:t>
       </w:r>
     </w:p>
     <w:p>
       <w:r>
-        <w:t>GitHub Actions workflow (.github/workflows/mlops_pipeline.yml) automates flake8 linting, pytest unit/integration testing with coverage, model training verification, Docker build, and container smoke tests.</w:t>
+        <w:t>A three-stage GitHub Actions CI/CD workflow (.github/workflows/mlops_pipeline.yml) executes on every push and pull_request to main:</w:t>
+        <w:br/>
+        <w:t>1. Job 1 — Code Quality &amp; Unit Tests: Runs flake8 src/ scripts/ tests/ (0 errors) followed by pytest tests/ -v --cov=src across test_data.py, test_features.py, test_model.py, and test_api.py, uploading coverage XML artifacts.</w:t>
+        <w:br/>
+        <w:t>2. Job 2 — Automated Pipeline Execution &amp; Model Packaging: Runs scripts/01_eda_and_cleaning.py, scripts/02_feature_engineering_and_modeling.py, and scripts/03_inference_and_verification.py, publishing the packaged model and evaluation reports as workflow artifacts.</w:t>
+        <w:br/>
+        <w:t>3. Job 3 — Docker Container Build, Smoke Test &amp; Helm Validation: Builds cardio-risk-api:latest, verifies /health, /predict, and /metrics in an isolated container, and validates Kubernetes Helm charts.</w:t>
       </w:r>
     </w:p>
     <w:p>
@@ -947,9 +2370,292 @@
     </w:p>
     <w:p>
       <w:r>
-        <w:t>The FastAPI service exposes /predict, /predict/batch, /health, /metrics, and /dashboard inside a lightweight python:3.11-slim Docker container running as non-root appuser.</w:t>
+        <w:t>The packaged model pipeline is served via an asynchronous FastAPI microservice (src/api/app.py) validated by strict Pydantic v2 clinical schemas (src/api/schemas.py). The container image is built from python:3.11-slim using a non-root security user (appuser) and an embedded HEALTHCHECK.</w:t>
       </w:r>
     </w:p>
+    <w:tbl>
+      <w:tblPr>
+        <w:tblStyle w:val="TableGrid"/>
+        <w:tblW w:type="auto" w:w="0"/>
+        <w:jc w:val="center"/>
+        <w:tblLook w:firstColumn="1" w:firstRow="1" w:lastColumn="0" w:lastRow="0" w:noHBand="0" w:noVBand="1" w:val="04A0"/>
+      </w:tblPr>
+      <w:tblGrid>
+        <w:gridCol w:w="3504"/>
+        <w:gridCol w:w="3504"/>
+        <w:gridCol w:w="3504"/>
+      </w:tblGrid>
+      <w:tr>
+        <w:tc>
+          <w:tcPr>
+            <w:tcW w:type="dxa" w:w="3504"/>
+          </w:tcPr>
+          <w:p>
+            <w:r/>
+            <w:r>
+              <w:rPr>
+                <w:b/>
+                <w:color w:val="1B365D"/>
+                <w:sz w:val="19"/>
+              </w:rPr>
+              <w:t>Endpoint</w:t>
+            </w:r>
+          </w:p>
+        </w:tc>
+        <w:tc>
+          <w:tcPr>
+            <w:tcW w:type="dxa" w:w="3504"/>
+          </w:tcPr>
+          <w:p>
+            <w:r/>
+            <w:r>
+              <w:rPr>
+                <w:b/>
+                <w:color w:val="1B365D"/>
+                <w:sz w:val="19"/>
+              </w:rPr>
+              <w:t>HTTP Method</w:t>
+            </w:r>
+          </w:p>
+        </w:tc>
+        <w:tc>
+          <w:tcPr>
+            <w:tcW w:type="dxa" w:w="3504"/>
+          </w:tcPr>
+          <w:p>
+            <w:r/>
+            <w:r>
+              <w:rPr>
+                <w:b/>
+                <w:color w:val="1B365D"/>
+                <w:sz w:val="19"/>
+              </w:rPr>
+              <w:t>Purpose &amp; Response Contract</w:t>
+            </w:r>
+          </w:p>
+        </w:tc>
+      </w:tr>
+      <w:tr>
+        <w:tc>
+          <w:tcPr>
+            <w:tcW w:type="dxa" w:w="3504"/>
+          </w:tcPr>
+          <w:p>
+            <w:r/>
+            <w:r>
+              <w:rPr>
+                <w:sz w:val="18"/>
+              </w:rPr>
+              <w:t>/predict</w:t>
+            </w:r>
+          </w:p>
+        </w:tc>
+        <w:tc>
+          <w:tcPr>
+            <w:tcW w:type="dxa" w:w="3504"/>
+          </w:tcPr>
+          <w:p>
+            <w:r/>
+            <w:r>
+              <w:rPr>
+                <w:sz w:val="18"/>
+              </w:rPr>
+              <w:t>POST</w:t>
+            </w:r>
+          </w:p>
+        </w:tc>
+        <w:tc>
+          <w:tcPr>
+            <w:tcW w:type="dxa" w:w="3504"/>
+          </w:tcPr>
+          <w:p>
+            <w:r/>
+            <w:r>
+              <w:rPr>
+                <w:sz w:val="18"/>
+              </w:rPr>
+              <w:t>Accepts 13-feature JSON; returns prediction, label, risk_probability, confidence, risk_tier</w:t>
+            </w:r>
+          </w:p>
+        </w:tc>
+      </w:tr>
+      <w:tr>
+        <w:tc>
+          <w:tcPr>
+            <w:tcW w:type="dxa" w:w="3504"/>
+          </w:tcPr>
+          <w:p>
+            <w:r/>
+            <w:r>
+              <w:rPr>
+                <w:sz w:val="18"/>
+              </w:rPr>
+              <w:t>/predict/batch</w:t>
+            </w:r>
+          </w:p>
+        </w:tc>
+        <w:tc>
+          <w:tcPr>
+            <w:tcW w:type="dxa" w:w="3504"/>
+          </w:tcPr>
+          <w:p>
+            <w:r/>
+            <w:r>
+              <w:rPr>
+                <w:sz w:val="18"/>
+              </w:rPr>
+              <w:t>POST</w:t>
+            </w:r>
+          </w:p>
+        </w:tc>
+        <w:tc>
+          <w:tcPr>
+            <w:tcW w:type="dxa" w:w="3504"/>
+          </w:tcPr>
+          <w:p>
+            <w:r/>
+            <w:r>
+              <w:rPr>
+                <w:sz w:val="18"/>
+              </w:rPr>
+              <w:t>Accepts up to 100 patient records for high-throughput batch risk stratification</w:t>
+            </w:r>
+          </w:p>
+        </w:tc>
+      </w:tr>
+      <w:tr>
+        <w:tc>
+          <w:tcPr>
+            <w:tcW w:type="dxa" w:w="3504"/>
+          </w:tcPr>
+          <w:p>
+            <w:r/>
+            <w:r>
+              <w:rPr>
+                <w:sz w:val="18"/>
+              </w:rPr>
+              <w:t>/health</w:t>
+            </w:r>
+          </w:p>
+        </w:tc>
+        <w:tc>
+          <w:tcPr>
+            <w:tcW w:type="dxa" w:w="3504"/>
+          </w:tcPr>
+          <w:p>
+            <w:r/>
+            <w:r>
+              <w:rPr>
+                <w:sz w:val="18"/>
+              </w:rPr>
+              <w:t>GET</w:t>
+            </w:r>
+          </w:p>
+        </w:tc>
+        <w:tc>
+          <w:tcPr>
+            <w:tcW w:type="dxa" w:w="3504"/>
+          </w:tcPr>
+          <w:p>
+            <w:r/>
+            <w:r>
+              <w:rPr>
+                <w:sz w:val="18"/>
+              </w:rPr>
+              <w:t>Kubernetes liveness/readiness probe returning model status, version, uptime, and total count</w:t>
+            </w:r>
+          </w:p>
+        </w:tc>
+      </w:tr>
+      <w:tr>
+        <w:tc>
+          <w:tcPr>
+            <w:tcW w:type="dxa" w:w="3504"/>
+          </w:tcPr>
+          <w:p>
+            <w:r/>
+            <w:r>
+              <w:rPr>
+                <w:sz w:val="18"/>
+              </w:rPr>
+              <w:t>/metrics</w:t>
+            </w:r>
+          </w:p>
+        </w:tc>
+        <w:tc>
+          <w:tcPr>
+            <w:tcW w:type="dxa" w:w="3504"/>
+          </w:tcPr>
+          <w:p>
+            <w:r/>
+            <w:r>
+              <w:rPr>
+                <w:sz w:val="18"/>
+              </w:rPr>
+              <w:t>GET</w:t>
+            </w:r>
+          </w:p>
+        </w:tc>
+        <w:tc>
+          <w:tcPr>
+            <w:tcW w:type="dxa" w:w="3504"/>
+          </w:tcPr>
+          <w:p>
+            <w:r/>
+            <w:r>
+              <w:rPr>
+                <w:sz w:val="18"/>
+              </w:rPr>
+              <w:t>Prometheus scrape endpoint exposing HTTP latency histograms and prediction drift counters</w:t>
+            </w:r>
+          </w:p>
+        </w:tc>
+      </w:tr>
+      <w:tr>
+        <w:tc>
+          <w:tcPr>
+            <w:tcW w:type="dxa" w:w="3504"/>
+          </w:tcPr>
+          <w:p>
+            <w:r/>
+            <w:r>
+              <w:rPr>
+                <w:sz w:val="18"/>
+              </w:rPr>
+              <w:t>/dashboard</w:t>
+            </w:r>
+          </w:p>
+        </w:tc>
+        <w:tc>
+          <w:tcPr>
+            <w:tcW w:type="dxa" w:w="3504"/>
+          </w:tcPr>
+          <w:p>
+            <w:r/>
+            <w:r>
+              <w:rPr>
+                <w:sz w:val="18"/>
+              </w:rPr>
+              <w:t>GET</w:t>
+            </w:r>
+          </w:p>
+        </w:tc>
+        <w:tc>
+          <w:tcPr>
+            <w:tcW w:type="dxa" w:w="3504"/>
+          </w:tcPr>
+          <w:p>
+            <w:r/>
+            <w:r>
+              <w:rPr>
+                <w:sz w:val="18"/>
+              </w:rPr>
+              <w:t>Interactive HTML observability dashboard displaying real-time class counts and audit logs</w:t>
+            </w:r>
+          </w:p>
+        </w:tc>
+      </w:tr>
+    </w:tbl>
     <w:p>
       <w:pPr>
         <w:jc w:val="center"/>
@@ -1007,7 +2713,7 @@
     </w:p>
     <w:p>
       <w:r>
-        <w:t>Deployed onto Kubernetes (Minikube) using a 2-replica RollingUpdate Deployment, LoadBalancer Service (port 80 -&gt; 8000, NodePort 30080), Nginx Ingress, and Helm chart.</w:t>
+        <w:t>For cloud-native orchestration, we provide standalone Kubernetes manifests (k8s/deployment.yaml, k8s/service.yaml, k8s/ingress.yaml) and a Helm chart (helm/heart-disease-api/). Deployed on the heart-mlops Minikube Kubernetes cluster (v1.29.2), the service runs 2 replicas with a zero-downtime RollingUpdate strategy, CPU/memory resource requests and limits, liveness/readiness HTTP probes on /health, Prometheus scrape annotations, and a LoadBalancer Service (port 80:30080/TCP) with Nginx Ingress.</w:t>
       </w:r>
     </w:p>
     <w:p>
@@ -1062,12 +2768,16 @@
         <w:rPr>
           <w:color w:val="1B365D"/>
         </w:rPr>
-        <w:t>10. Task 8 &amp; Task 9: Prometheus Monitoring, Audit Logging &amp; Summary</w:t>
+        <w:t>10. Task 8 &amp; Task 9: Production Monitoring, Logging &amp; Reproducibility</w:t>
       </w:r>
     </w:p>
     <w:p>
       <w:r>
-        <w:t>Real-time monitoring is provided via Prometheus custom counters/histograms (/metrics), Grafana dashboard provisioning (monitoring/grafana_dashboard.json), structured JSON request logging (logs/api_requests.log), and the built-in HTML observability dashboard (/dashboard).</w:t>
+        <w:t>Production observability is implemented at two complementary layers:</w:t>
+        <w:br/>
+        <w:t>• Structured JSON Audit Logging: Every inference request logs a structured PREDICTION_EVENT containing request_id, UTC timestamp, client IP, summarized patient vitals, predicted class, risk_probability, confidence score, risk_tier, and latency_ms to logs/api_requests.log and stdout.</w:t>
+        <w:br/>
+        <w:t>• Prometheus + Grafana Telemetry: Custom Prometheus metrics track request throughput (heart_api_http_requests_total), endpoint latency quantiles (heart_api_request_latency_seconds), clinical prediction distribution by risk tier (heart_api_predictions_total), and model confidence histograms (heart_api_prediction_confidence).</w:t>
       </w:r>
     </w:p>
     <w:p>
@@ -1077,7 +2787,7 @@
       <w:r>
         <w:drawing>
           <wp:inline xmlns:a="http://schemas.openxmlformats.org/drawingml/2006/main" xmlns:pic="http://schemas.openxmlformats.org/drawingml/2006/picture">
-            <wp:extent cx="5760720" cy="2760454"/>
+            <wp:extent cx="5669280" cy="2716637"/>
             <wp:docPr id="15" name="Picture 15"/>
             <wp:cNvGraphicFramePr>
               <a:graphicFrameLocks noChangeAspect="1"/>
@@ -1098,7 +2808,7 @@
                   <pic:spPr>
                     <a:xfrm>
                       <a:off x="0" y="0"/>
-                      <a:ext cx="5760720" cy="2760454"/>
+                      <a:ext cx="5669280" cy="2716637"/>
                     </a:xfrm>
                     <a:prstGeom prst="rect"/>
                   </pic:spPr>
@@ -1109,9 +2819,391 @@
         </w:drawing>
       </w:r>
     </w:p>
+    <w:p>
+      <w:pPr>
+        <w:pStyle w:val="Heading2"/>
+      </w:pPr>
+      <w:r>
+        <w:rPr>
+          <w:color w:val="1B365D"/>
+        </w:rPr>
+        <w:t>10.1 Production-Readiness &amp; Deliverable Verification Checklist</w:t>
+      </w:r>
+    </w:p>
+    <w:tbl>
+      <w:tblPr>
+        <w:tblStyle w:val="TableGrid"/>
+        <w:tblW w:type="auto" w:w="0"/>
+        <w:jc w:val="center"/>
+        <w:tblLook w:firstColumn="1" w:firstRow="1" w:lastColumn="0" w:lastRow="0" w:noHBand="0" w:noVBand="1" w:val="04A0"/>
+      </w:tblPr>
+      <w:tblGrid>
+        <w:gridCol w:w="3504"/>
+        <w:gridCol w:w="3504"/>
+        <w:gridCol w:w="3504"/>
+      </w:tblGrid>
+      <w:tr>
+        <w:tc>
+          <w:tcPr>
+            <w:tcW w:type="dxa" w:w="3504"/>
+          </w:tcPr>
+          <w:p>
+            <w:r/>
+            <w:r>
+              <w:rPr>
+                <w:b/>
+                <w:color w:val="1B365D"/>
+                <w:sz w:val="19"/>
+              </w:rPr>
+              <w:t>Deliverable / Production Requirement</w:t>
+            </w:r>
+          </w:p>
+        </w:tc>
+        <w:tc>
+          <w:tcPr>
+            <w:tcW w:type="dxa" w:w="3504"/>
+          </w:tcPr>
+          <w:p>
+            <w:r/>
+            <w:r>
+              <w:rPr>
+                <w:b/>
+                <w:color w:val="1B365D"/>
+                <w:sz w:val="19"/>
+              </w:rPr>
+              <w:t>Status</w:t>
+            </w:r>
+          </w:p>
+        </w:tc>
+        <w:tc>
+          <w:tcPr>
+            <w:tcW w:type="dxa" w:w="3504"/>
+          </w:tcPr>
+          <w:p>
+            <w:r/>
+            <w:r>
+              <w:rPr>
+                <w:b/>
+                <w:color w:val="1B365D"/>
+                <w:sz w:val="19"/>
+              </w:rPr>
+              <w:t>Repository Location</w:t>
+            </w:r>
+          </w:p>
+        </w:tc>
+      </w:tr>
+      <w:tr>
+        <w:tc>
+          <w:tcPr>
+            <w:tcW w:type="dxa" w:w="3504"/>
+          </w:tcPr>
+          <w:p>
+            <w:r/>
+            <w:r>
+              <w:rPr>
+                <w:sz w:val="18"/>
+              </w:rPr>
+              <w:t>Clean setup execution from requirements.txt / environment.yml</w:t>
+            </w:r>
+          </w:p>
+        </w:tc>
+        <w:tc>
+          <w:tcPr>
+            <w:tcW w:type="dxa" w:w="3504"/>
+          </w:tcPr>
+          <w:p>
+            <w:r/>
+            <w:r>
+              <w:rPr>
+                <w:sz w:val="18"/>
+              </w:rPr>
+              <w:t>Verified</w:t>
+            </w:r>
+          </w:p>
+        </w:tc>
+        <w:tc>
+          <w:tcPr>
+            <w:tcW w:type="dxa" w:w="3504"/>
+          </w:tcPr>
+          <w:p>
+            <w:r/>
+            <w:r>
+              <w:rPr>
+                <w:sz w:val="18"/>
+              </w:rPr>
+              <w:t>requirements.txt, environment.yml</w:t>
+            </w:r>
+          </w:p>
+        </w:tc>
+      </w:tr>
+      <w:tr>
+        <w:tc>
+          <w:tcPr>
+            <w:tcW w:type="dxa" w:w="3504"/>
+          </w:tcPr>
+          <w:p>
+            <w:r/>
+            <w:r>
+              <w:rPr>
+                <w:sz w:val="18"/>
+              </w:rPr>
+              <w:t>Cleaned UCI dataset &amp; automated download/preprocess scripts</w:t>
+            </w:r>
+          </w:p>
+        </w:tc>
+        <w:tc>
+          <w:tcPr>
+            <w:tcW w:type="dxa" w:w="3504"/>
+          </w:tcPr>
+          <w:p>
+            <w:r/>
+            <w:r>
+              <w:rPr>
+                <w:sz w:val="18"/>
+              </w:rPr>
+              <w:t>Verified</w:t>
+            </w:r>
+          </w:p>
+        </w:tc>
+        <w:tc>
+          <w:tcPr>
+            <w:tcW w:type="dxa" w:w="3504"/>
+          </w:tcPr>
+          <w:p>
+            <w:r/>
+            <w:r>
+              <w:rPr>
+                <w:sz w:val="18"/>
+              </w:rPr>
+              <w:t>data/processed/heart_disease_cleaned.csv, src/data/</w:t>
+            </w:r>
+          </w:p>
+        </w:tc>
+      </w:tr>
+      <w:tr>
+        <w:tc>
+          <w:tcPr>
+            <w:tcW w:type="dxa" w:w="3504"/>
+          </w:tcPr>
+          <w:p>
+            <w:r/>
+            <w:r>
+              <w:rPr>
+                <w:sz w:val="18"/>
+              </w:rPr>
+              <w:t>Python Scripts (EDA, Feature/Model Training, Inference)</w:t>
+            </w:r>
+          </w:p>
+        </w:tc>
+        <w:tc>
+          <w:tcPr>
+            <w:tcW w:type="dxa" w:w="3504"/>
+          </w:tcPr>
+          <w:p>
+            <w:r/>
+            <w:r>
+              <w:rPr>
+                <w:sz w:val="18"/>
+              </w:rPr>
+              <w:t>Verified</w:t>
+            </w:r>
+          </w:p>
+        </w:tc>
+        <w:tc>
+          <w:tcPr>
+            <w:tcW w:type="dxa" w:w="3504"/>
+          </w:tcPr>
+          <w:p>
+            <w:r/>
+            <w:r>
+              <w:rPr>
+                <w:sz w:val="18"/>
+              </w:rPr>
+              <w:t>scripts/01..03_*.py, src/</w:t>
+            </w:r>
+          </w:p>
+        </w:tc>
+      </w:tr>
+      <w:tr>
+        <w:tc>
+          <w:tcPr>
+            <w:tcW w:type="dxa" w:w="3504"/>
+          </w:tcPr>
+          <w:p>
+            <w:r/>
+            <w:r>
+              <w:rPr>
+                <w:sz w:val="18"/>
+              </w:rPr>
+              <w:t>Unit &amp; Integration Test Suite (Pytest) + GitHub Actions YAML</w:t>
+            </w:r>
+          </w:p>
+        </w:tc>
+        <w:tc>
+          <w:tcPr>
+            <w:tcW w:type="dxa" w:w="3504"/>
+          </w:tcPr>
+          <w:p>
+            <w:r/>
+            <w:r>
+              <w:rPr>
+                <w:sz w:val="18"/>
+              </w:rPr>
+              <w:t>Verified</w:t>
+            </w:r>
+          </w:p>
+        </w:tc>
+        <w:tc>
+          <w:tcPr>
+            <w:tcW w:type="dxa" w:w="3504"/>
+          </w:tcPr>
+          <w:p>
+            <w:r/>
+            <w:r>
+              <w:rPr>
+                <w:sz w:val="18"/>
+              </w:rPr>
+              <w:t>tests/, .github/workflows/mlops_pipeline.yml</w:t>
+            </w:r>
+          </w:p>
+        </w:tc>
+      </w:tr>
+      <w:tr>
+        <w:tc>
+          <w:tcPr>
+            <w:tcW w:type="dxa" w:w="3504"/>
+          </w:tcPr>
+          <w:p>
+            <w:r/>
+            <w:r>
+              <w:rPr>
+                <w:sz w:val="18"/>
+              </w:rPr>
+              <w:t>Isolated Docker container build &amp; /predict verification</w:t>
+            </w:r>
+          </w:p>
+        </w:tc>
+        <w:tc>
+          <w:tcPr>
+            <w:tcW w:type="dxa" w:w="3504"/>
+          </w:tcPr>
+          <w:p>
+            <w:r/>
+            <w:r>
+              <w:rPr>
+                <w:sz w:val="18"/>
+              </w:rPr>
+              <w:t>Verified</w:t>
+            </w:r>
+          </w:p>
+        </w:tc>
+        <w:tc>
+          <w:tcPr>
+            <w:tcW w:type="dxa" w:w="3504"/>
+          </w:tcPr>
+          <w:p>
+            <w:r/>
+            <w:r>
+              <w:rPr>
+                <w:sz w:val="18"/>
+              </w:rPr>
+              <w:t>Dockerfile, src/api/app.py</w:t>
+            </w:r>
+          </w:p>
+        </w:tc>
+      </w:tr>
+      <w:tr>
+        <w:tc>
+          <w:tcPr>
+            <w:tcW w:type="dxa" w:w="3504"/>
+          </w:tcPr>
+          <w:p>
+            <w:r/>
+            <w:r>
+              <w:rPr>
+                <w:sz w:val="18"/>
+              </w:rPr>
+              <w:t>Kubernetes Manifests &amp; Helm Chart deployed on Minikube</w:t>
+            </w:r>
+          </w:p>
+        </w:tc>
+        <w:tc>
+          <w:tcPr>
+            <w:tcW w:type="dxa" w:w="3504"/>
+          </w:tcPr>
+          <w:p>
+            <w:r/>
+            <w:r>
+              <w:rPr>
+                <w:sz w:val="18"/>
+              </w:rPr>
+              <w:t>Verified</w:t>
+            </w:r>
+          </w:p>
+        </w:tc>
+        <w:tc>
+          <w:tcPr>
+            <w:tcW w:type="dxa" w:w="3504"/>
+          </w:tcPr>
+          <w:p>
+            <w:r/>
+            <w:r>
+              <w:rPr>
+                <w:sz w:val="18"/>
+              </w:rPr>
+              <w:t>k8s/, helm/heart-disease-api/</w:t>
+            </w:r>
+          </w:p>
+        </w:tc>
+      </w:tr>
+      <w:tr>
+        <w:tc>
+          <w:tcPr>
+            <w:tcW w:type="dxa" w:w="3504"/>
+          </w:tcPr>
+          <w:p>
+            <w:r/>
+            <w:r>
+              <w:rPr>
+                <w:sz w:val="18"/>
+              </w:rPr>
+              <w:t>GitHub Code Repository &amp; CI/CD Actions Workflow</w:t>
+            </w:r>
+          </w:p>
+        </w:tc>
+        <w:tc>
+          <w:tcPr>
+            <w:tcW w:type="dxa" w:w="3504"/>
+          </w:tcPr>
+          <w:p>
+            <w:r/>
+            <w:r>
+              <w:rPr>
+                <w:sz w:val="18"/>
+              </w:rPr>
+              <w:t>Verified</w:t>
+            </w:r>
+          </w:p>
+        </w:tc>
+        <w:tc>
+          <w:tcPr>
+            <w:tcW w:type="dxa" w:w="3504"/>
+          </w:tcPr>
+          <w:p>
+            <w:r/>
+            <w:r>
+              <w:rPr>
+                <w:sz w:val="18"/>
+              </w:rPr>
+              <w:t>github.com/anandhasabesan89/2025AE05407_MLOps_AIMLZG523_Assigment1</w:t>
+            </w:r>
+          </w:p>
+        </w:tc>
+      </w:tr>
+    </w:tbl>
     <w:sectPr>
       <w:pgSz w:w="12240" w:h="15840"/>
-      <w:pgMar w:top="864" w:right="936" w:bottom="864" w:left="936" w:header="720" w:footer="720" w:gutter="0"/>
+      <w:pgMar w:top="792" w:right="864" w:bottom="792" w:left="864" w:header="720" w:footer="720" w:gutter="0"/>
       <w:cols w:space="720"/>
       <w:docGrid w:linePitch="360"/>
     </w:sectPr>
